--- a/项目打包部署文档.docx
+++ b/项目打包部署文档.docx
@@ -140,23 +140,7 @@
           <w:sz w:val="24"/>
           <w:szCs w:val="24"/>
         </w:rPr>
-        <w:t>选择</w:t>
-      </w:r>
-      <w:proofErr w:type="spellStart"/>
-      <w:r>
-        <w:rPr>
-          <w:sz w:val="24"/>
-          <w:szCs w:val="24"/>
-        </w:rPr>
-        <w:t>alpl</w:t>
-      </w:r>
-      <w:proofErr w:type="spellEnd"/>
-      <w:r>
-        <w:rPr>
-          <w:sz w:val="24"/>
-          <w:szCs w:val="24"/>
-        </w:rPr>
-        <w:t>-main-&gt;Lifecycle-&gt;package。</w:t>
+        <w:t>选择alpl-main-&gt;Lifecycle-&gt;package。</w:t>
       </w:r>
     </w:p>
     <w:p>
@@ -181,23 +165,7 @@
           <w:sz w:val="24"/>
           <w:szCs w:val="24"/>
         </w:rPr>
-        <w:t>后在</w:t>
-      </w:r>
-      <w:proofErr w:type="spellStart"/>
-      <w:r>
-        <w:rPr>
-          <w:sz w:val="24"/>
-          <w:szCs w:val="24"/>
-        </w:rPr>
-        <w:t>alpl</w:t>
-      </w:r>
-      <w:proofErr w:type="spellEnd"/>
-      <w:r>
-        <w:rPr>
-          <w:sz w:val="24"/>
-          <w:szCs w:val="24"/>
-        </w:rPr>
-        <w:t>-main模块下的target目录中有个alpl-main-1.0-SNAPSHOT.jar，这个便是打包后生成的可运行jar包，到此构建完成，后续进行部署。</w:t>
+        <w:t>后在alpl-main模块下的target目录中有个alpl-main-1.0-SNAPSHOT.jar，这个便是打包后生成的可运行jar包，到此构建完成。</w:t>
       </w:r>
     </w:p>
     <w:p>
@@ -270,23 +238,7 @@
           <w:sz w:val="24"/>
           <w:szCs w:val="24"/>
         </w:rPr>
-        <w:t>放到/home/</w:t>
-      </w:r>
-      <w:proofErr w:type="spellStart"/>
-      <w:r>
-        <w:rPr>
-          <w:sz w:val="24"/>
-          <w:szCs w:val="24"/>
-        </w:rPr>
-        <w:t>bysj</w:t>
-      </w:r>
-      <w:proofErr w:type="spellEnd"/>
-      <w:r>
-        <w:rPr>
-          <w:sz w:val="24"/>
-          <w:szCs w:val="24"/>
-        </w:rPr>
-        <w:t>/alpl2022/jar目录下，覆盖文件夹里的jar包</w:t>
+        <w:t>放到/home/bysj/alpl2022/jar目录下，覆盖文件夹里的jar包</w:t>
       </w:r>
     </w:p>
     <w:p>
@@ -360,21 +312,12 @@
           <w:szCs w:val="24"/>
         </w:rPr>
       </w:pPr>
-      <w:proofErr w:type="spellStart"/>
-      <w:r>
-        <w:rPr>
-          <w:sz w:val="24"/>
-          <w:szCs w:val="24"/>
-        </w:rPr>
-        <w:t>ps</w:t>
-      </w:r>
-      <w:proofErr w:type="spellEnd"/>
-      <w:r>
-        <w:rPr>
-          <w:sz w:val="24"/>
-          <w:szCs w:val="24"/>
-        </w:rPr>
-        <w:t xml:space="preserve"> -aux | grep alpl-main-1.0-SNAPSHOT.jar </w:t>
+      <w:r>
+        <w:rPr>
+          <w:sz w:val="24"/>
+          <w:szCs w:val="24"/>
+        </w:rPr>
+        <w:t xml:space="preserve">ps -aux | grep alpl-main-1.0-SNAPSHOT.jar </w:t>
       </w:r>
     </w:p>
     <w:p>
@@ -414,21 +357,12 @@
         </w:rPr>
         <w:t>以java -jar alpl-main-1.0-SNAPSHOT.jar命令运行的进程</w:t>
       </w:r>
-      <w:proofErr w:type="spellStart"/>
-      <w:r>
-        <w:rPr>
-          <w:sz w:val="24"/>
-          <w:szCs w:val="24"/>
-        </w:rPr>
-        <w:t>pid</w:t>
-      </w:r>
-      <w:proofErr w:type="spellEnd"/>
-      <w:r>
-        <w:rPr>
-          <w:sz w:val="24"/>
-          <w:szCs w:val="24"/>
-        </w:rPr>
-        <w:t>，结束该进程，运行指令</w:t>
+      <w:r>
+        <w:rPr>
+          <w:sz w:val="24"/>
+          <w:szCs w:val="24"/>
+        </w:rPr>
+        <w:t>pid，结束该进程，运行指令</w:t>
       </w:r>
     </w:p>
     <w:p>
@@ -440,21 +374,12 @@
           <w:szCs w:val="24"/>
         </w:rPr>
       </w:pPr>
-      <w:proofErr w:type="spellStart"/>
-      <w:r>
-        <w:rPr>
-          <w:sz w:val="24"/>
-          <w:szCs w:val="24"/>
-        </w:rPr>
-        <w:t>sudo</w:t>
-      </w:r>
-      <w:proofErr w:type="spellEnd"/>
-      <w:r>
-        <w:rPr>
-          <w:sz w:val="24"/>
-          <w:szCs w:val="24"/>
-        </w:rPr>
-        <w:t xml:space="preserve"> kill 进程</w:t>
+      <w:r>
+        <w:rPr>
+          <w:sz w:val="24"/>
+          <w:szCs w:val="24"/>
+        </w:rPr>
+        <w:t>sudo kill 进程</w:t>
       </w:r>
       <w:r>
         <w:rPr>
@@ -497,7 +422,6 @@
           <w:szCs w:val="24"/>
         </w:rPr>
       </w:pPr>
-      <w:proofErr w:type="spellStart"/>
       <w:r>
         <w:rPr>
           <w:sz w:val="24"/>
@@ -510,31 +434,7 @@
           <w:sz w:val="24"/>
           <w:szCs w:val="24"/>
         </w:rPr>
-        <w:t>ohup</w:t>
-      </w:r>
-      <w:proofErr w:type="spellEnd"/>
-      <w:r>
-        <w:rPr>
-          <w:sz w:val="24"/>
-          <w:szCs w:val="24"/>
-        </w:rPr>
-        <w:t xml:space="preserve"> java -jar /home/</w:t>
-      </w:r>
-      <w:proofErr w:type="spellStart"/>
-      <w:r>
-        <w:rPr>
-          <w:sz w:val="24"/>
-          <w:szCs w:val="24"/>
-        </w:rPr>
-        <w:t>bysj</w:t>
-      </w:r>
-      <w:proofErr w:type="spellEnd"/>
-      <w:r>
-        <w:rPr>
-          <w:sz w:val="24"/>
-          <w:szCs w:val="24"/>
-        </w:rPr>
-        <w:t>/alpl2022/jar/</w:t>
+        <w:t>ohup java -jar /home/bysj/alpl2022/jar/</w:t>
       </w:r>
       <w:r>
         <w:rPr>
@@ -588,55 +488,7 @@
           <w:sz w:val="24"/>
           <w:szCs w:val="24"/>
         </w:rPr>
-        <w:t>在项目目录下打开</w:t>
-      </w:r>
-      <w:proofErr w:type="spellStart"/>
-      <w:r>
-        <w:rPr>
-          <w:sz w:val="24"/>
-          <w:szCs w:val="24"/>
-        </w:rPr>
-        <w:t>cmd</w:t>
-      </w:r>
-      <w:proofErr w:type="spellEnd"/>
-      <w:r>
-        <w:rPr>
-          <w:sz w:val="24"/>
-          <w:szCs w:val="24"/>
-        </w:rPr>
-        <w:t>，运行</w:t>
-      </w:r>
-      <w:proofErr w:type="spellStart"/>
-      <w:r>
-        <w:rPr>
-          <w:sz w:val="24"/>
-          <w:szCs w:val="24"/>
-        </w:rPr>
-        <w:t>npm</w:t>
-      </w:r>
-      <w:proofErr w:type="spellEnd"/>
-      <w:r>
-        <w:rPr>
-          <w:sz w:val="24"/>
-          <w:szCs w:val="24"/>
-        </w:rPr>
-        <w:t xml:space="preserve"> run build，等待构建完成，生成的</w:t>
-      </w:r>
-      <w:proofErr w:type="spellStart"/>
-      <w:r>
-        <w:rPr>
-          <w:sz w:val="24"/>
-          <w:szCs w:val="24"/>
-        </w:rPr>
-        <w:t>dist</w:t>
-      </w:r>
-      <w:proofErr w:type="spellEnd"/>
-      <w:r>
-        <w:rPr>
-          <w:sz w:val="24"/>
-          <w:szCs w:val="24"/>
-        </w:rPr>
-        <w:t>即为目标文件，包含静态web文件，可以直接部署。</w:t>
+        <w:t>在项目目录下打开cmd，运行npm run build，等待构建完成，生成的dist即为目标文件，包含静态web文件，可以直接部署。</w:t>
       </w:r>
     </w:p>
     <w:p>
@@ -681,43 +533,7 @@
           <w:sz w:val="24"/>
           <w:szCs w:val="24"/>
         </w:rPr>
-        <w:t>工具：</w:t>
-      </w:r>
-      <w:proofErr w:type="spellStart"/>
-      <w:r>
-        <w:rPr>
-          <w:rFonts w:hint="eastAsia"/>
-          <w:sz w:val="24"/>
-          <w:szCs w:val="24"/>
-        </w:rPr>
-        <w:t>Xshell+Xftp</w:t>
-      </w:r>
-      <w:proofErr w:type="spellEnd"/>
-      <w:r>
-        <w:rPr>
-          <w:rFonts w:hint="eastAsia"/>
-          <w:sz w:val="24"/>
-          <w:szCs w:val="24"/>
-        </w:rPr>
-        <w:t>或者</w:t>
-      </w:r>
-      <w:proofErr w:type="spellStart"/>
-      <w:r>
-        <w:rPr>
-          <w:rFonts w:hint="eastAsia"/>
-          <w:sz w:val="24"/>
-          <w:szCs w:val="24"/>
-        </w:rPr>
-        <w:t>Tabby+Xftp</w:t>
-      </w:r>
-      <w:proofErr w:type="spellEnd"/>
-      <w:r>
-        <w:rPr>
-          <w:rFonts w:hint="eastAsia"/>
-          <w:sz w:val="24"/>
-          <w:szCs w:val="24"/>
-        </w:rPr>
-        <w:t>（建议）</w:t>
+        <w:t>工具：Xshell+Xftp或者Tabby+Xftp（建议）</w:t>
       </w:r>
     </w:p>
     <w:p>
@@ -746,23 +562,7 @@
           <w:sz w:val="24"/>
           <w:szCs w:val="24"/>
         </w:rPr>
-        <w:t>替换</w:t>
-      </w:r>
-      <w:proofErr w:type="spellStart"/>
-      <w:r>
-        <w:rPr>
-          <w:sz w:val="24"/>
-          <w:szCs w:val="24"/>
-        </w:rPr>
-        <w:t>dist</w:t>
-      </w:r>
-      <w:proofErr w:type="spellEnd"/>
-      <w:r>
-        <w:rPr>
-          <w:sz w:val="24"/>
-          <w:szCs w:val="24"/>
-        </w:rPr>
-        <w:t>文件夹</w:t>
+        <w:t>替换dist文件夹</w:t>
       </w:r>
       <w:r>
         <w:rPr>
@@ -776,87 +576,7 @@
           <w:sz w:val="24"/>
           <w:szCs w:val="24"/>
         </w:rPr>
-        <w:t>：删除/home/</w:t>
-      </w:r>
-      <w:proofErr w:type="spellStart"/>
-      <w:r>
-        <w:rPr>
-          <w:sz w:val="24"/>
-          <w:szCs w:val="24"/>
-        </w:rPr>
-        <w:t>bysj</w:t>
-      </w:r>
-      <w:proofErr w:type="spellEnd"/>
-      <w:r>
-        <w:rPr>
-          <w:sz w:val="24"/>
-          <w:szCs w:val="24"/>
-        </w:rPr>
-        <w:t>/alpl2022/</w:t>
-      </w:r>
-      <w:proofErr w:type="spellStart"/>
-      <w:r>
-        <w:rPr>
-          <w:sz w:val="24"/>
-          <w:szCs w:val="24"/>
-        </w:rPr>
-        <w:t>nginx</w:t>
-      </w:r>
-      <w:proofErr w:type="spellEnd"/>
-      <w:r>
-        <w:rPr>
-          <w:sz w:val="24"/>
-          <w:szCs w:val="24"/>
-        </w:rPr>
-        <w:t>/html/</w:t>
-      </w:r>
-      <w:proofErr w:type="spellStart"/>
-      <w:r>
-        <w:rPr>
-          <w:sz w:val="24"/>
-          <w:szCs w:val="24"/>
-        </w:rPr>
-        <w:t>alpl</w:t>
-      </w:r>
-      <w:proofErr w:type="spellEnd"/>
-      <w:r>
-        <w:rPr>
-          <w:sz w:val="24"/>
-          <w:szCs w:val="24"/>
-        </w:rPr>
-        <w:t>下的</w:t>
-      </w:r>
-      <w:proofErr w:type="spellStart"/>
-      <w:r>
-        <w:rPr>
-          <w:sz w:val="24"/>
-          <w:szCs w:val="24"/>
-        </w:rPr>
-        <w:t>dist</w:t>
-      </w:r>
-      <w:proofErr w:type="spellEnd"/>
-      <w:r>
-        <w:rPr>
-          <w:sz w:val="24"/>
-          <w:szCs w:val="24"/>
-        </w:rPr>
-        <w:t>文件夹，把新的</w:t>
-      </w:r>
-      <w:proofErr w:type="spellStart"/>
-      <w:r>
-        <w:rPr>
-          <w:sz w:val="24"/>
-          <w:szCs w:val="24"/>
-        </w:rPr>
-        <w:t>dist</w:t>
-      </w:r>
-      <w:proofErr w:type="spellEnd"/>
-      <w:r>
-        <w:rPr>
-          <w:sz w:val="24"/>
-          <w:szCs w:val="24"/>
-        </w:rPr>
-        <w:t>文件夹放</w:t>
+        <w:t>：删除/home/bysj/alpl2022/nginx/html/alpl下的dist文件夹，把新的dist文件夹放</w:t>
       </w:r>
       <w:r>
         <w:rPr>
@@ -897,21 +617,12 @@
           <w:szCs w:val="24"/>
         </w:rPr>
       </w:pPr>
-      <w:proofErr w:type="spellStart"/>
-      <w:r>
-        <w:rPr>
-          <w:sz w:val="24"/>
-          <w:szCs w:val="24"/>
-        </w:rPr>
-        <w:t>sudo</w:t>
-      </w:r>
-      <w:proofErr w:type="spellEnd"/>
-      <w:r>
-        <w:rPr>
-          <w:sz w:val="24"/>
-          <w:szCs w:val="24"/>
-        </w:rPr>
-        <w:t xml:space="preserve"> docker restart nginx1.10</w:t>
+      <w:r>
+        <w:rPr>
+          <w:sz w:val="24"/>
+          <w:szCs w:val="24"/>
+        </w:rPr>
+        <w:t>sudo docker restart nginx1.10</w:t>
       </w:r>
     </w:p>
     <w:sectPr>
